--- a/zht/docx/48.content.docx
+++ b/zht/docx/48.content.docx
@@ -163,13 +163,6 @@
         <w:rPr>
           <w:lang w:val="zh_TW" w:bidi="zh_TW"/>
         </w:rPr>
-      </w:r>
-      <w:r>
-        <w:rPr>
-          <w:i/>
-          <w:lang w:val="zh_TW" w:bidi="zh_TW"/>
-        </w:rPr>
-        <w:t>加拉太書 1:1, 加拉太書 1:1–5, 加拉太書 1:1–2:21, 加拉太書 1:2, 加拉太書 1:3, 加拉太書 1:3–5, 加拉太書 1:4, 加拉太書 1:4–5, 加拉太書 1:5, 加拉太書 1:6, 加拉太書 1:6–10, 加拉太書 1:7, 加拉太書 1:8–9, 加拉太書 1:9, 加拉太書 1:10, 加拉太書 1:11, 加拉太書 1:11–2:21, 加拉太書 1:12, 加拉太書 1:13–14, 加拉太書 1:14, 加拉太書 1:15–16, 加拉太書 1:16–20, 加拉太書 1:17, 加拉太書 1:18, 加拉太書 1:18–20, 加拉太書 1:20, 加拉太書 1:21–22, 加拉太書 1:23–24, 加拉太書 2:1, 加拉太書 2:1–10, 加拉太書 2:2, 加拉太書 2:3, 加拉太書 2:4, 加拉太書 2:4–5, 加拉太書 2:5, 加拉太書 2:6, 加拉太書 2:6–10, 加拉太書 2:7–8, 加拉太書 2:9, 加拉太書 2:10, 加拉太書 2:11, 加拉太書 2:11–21, 加拉太書 2:12, 加拉太書 2:13, 加拉太書 2:14, 加拉太書 2:14–21, 加拉太書 2:15, 加拉太書 2:16, 加拉太書 2:17–21, 加拉太書 2:18, 加拉太書 2:19, 加拉太書 2:20, 加拉太書 2:21, 加拉太書 3:1, 加拉太書 3:1–9, 加拉太書 3:1–5:12, 加拉太書 3:2, 加拉太書 3:3, 加拉太書 3:4, 加拉太書 3:5, 加拉太書 3:6, 加拉太書 3:6–9, 加拉太書 3:7, 加拉太書 3:8, 加拉太書 3:10, 加拉太書 3:10–12, 加拉太書 3:11, 加拉太書 3:12, 加拉太書 3:13, 加拉太書 3:13–14, 加拉太書 3:14, 加拉太書 3:15, 加拉太書 3:15–18, 加拉太書 3:16, 加拉太書 3:17, 加拉太書 3:18, 加拉太書 3:19, 加拉太書 3:19–22, 加拉太書 3:20, 加拉太書 3:21, 加拉太書 3:21–25, 加拉太書 3:22, 加拉太書 3:23, 加拉太書 3:23–29, 加拉太書 3:24, 加拉太書 3:25, 加拉太書 3:26, 加拉太書 3:26–29, 加拉太書 3:27, 加拉太書 3:28, 加拉太書 3:29, 加拉太書 4:1–3, 加拉太書 4:1–7, 加拉太書 4:3, 加拉太書 4:4–5, 加拉太書 4:6, 加拉太書 4:8, 加拉太書 4:8–11, 加拉太書 4:9, 加拉太書 4:10–11, 加拉太書 4:11, 加拉太書 4:12, 加拉太書 4:12–20, 加拉太書 4:13–14, 加拉太書 4:15, 加拉太書 4:16, 加拉太書 4:17, 加拉太書 4:18, 加拉太書 4:19, 加拉太書 4:20, 加拉太書 4:21, 加拉太書 4:21–31, 加拉太書 4:22–23, 加拉太書 4:24, 加拉太書 4:24–25, 加拉太書 4:25, 加拉太書 4:26, 加拉太書 4:27, 加拉太書 4:28–31, 加拉太書 4:29, 加拉太書 4:30–31, 加拉太書 5:1, 加拉太書 5:2, 加拉太書 5:2–6, 加拉太書 5:3, 加拉太書 5:4, 加拉太書 5:5, 加拉太書 5:6, 加拉太書 5:7, 加拉太書 5:8, 加拉太書 5:9, 加拉太書 5:10, 加拉太書 5:11, 加拉太書 5:12, 加拉太書 5:13–6:10, 加拉太書 5:14, 加拉太書 5:15, 加拉太書 5:16–26, 加拉太書 5:17, 加拉太書 5:18, 加拉太書 5:19, 加拉太書 5:19–26, 加拉太書 5:20, 加拉太書 5:21, 加拉太書 5:22, 加拉太書 5:23, 加拉太書 5:24, 加拉太書 5:25, 加拉太書 5:26, 加拉太書 6:1, 加拉太書 6:1–5, 加拉太書 6:1–10, 加拉太書 6:2, 加拉太書 6:3, 加拉太書 6:4, 加拉太書 6:5, 加拉太書 6:6, 加拉太書 6:6–10, 加拉太書 6:7, 加拉太書 6:8, 加拉太書 6:9, 加拉太書 6:10, 加拉太書 6:11–18, 加拉太書 6:12–13, 加拉太書 6:14, 加拉太書 6:15, 加拉太書 6:16, 加拉太書 6:17, 加拉太書 6:18</w:t>
       </w:r>
       <w:r>
         <w:rPr>

--- a/zht/docx/48.content.docx
+++ b/zht/docx/48.content.docx
@@ -150,19 +150,6 @@
           <w:lang w:val="zh_TW" w:bidi="zh_TW"/>
         </w:rPr>
         <w:t>GAL</w:t>
-      </w:r>
-      <w:r>
-        <w:rPr>
-          <w:lang w:val="zh_TW" w:bidi="zh_TW"/>
-        </w:rPr>
-      </w:r>
-    </w:p>
-    <w:p>
-      <w:pPr/>
-      <w:r>
-        <w:rPr>
-          <w:lang w:val="zh_TW" w:bidi="zh_TW"/>
-        </w:rPr>
       </w:r>
       <w:r>
         <w:rPr>

--- a/zht/docx/48.content.docx
+++ b/zht/docx/48.content.docx
@@ -19,7 +19,7 @@
         <w:rPr>
           <w:lang w:val="zh_TW" w:bidi="zh_TW"/>
         </w:rPr>
-        <w:t>Resource: 研讀筆記 (Tyndale)</w:t>
+        <w:t>Resource: Tyndale Open Study Notes</w:t>
       </w:r>
       <w:r>
         <w:rPr>
@@ -112,7 +112,7 @@
         <w:rPr>
           <w:lang w:val="zh_TW" w:bidi="zh_TW"/>
         </w:rPr>
-        <w:t>研讀筆記 (Tyndale)</w:t>
+        <w:t>Tyndale Open Study Notes</w:t>
       </w:r>
     </w:p>
     <w:p>

--- a/zht/docx/48.content.docx
+++ b/zht/docx/48.content.docx
@@ -19,7 +19,7 @@
         <w:rPr>
           <w:lang w:val="zh_TW" w:bidi="zh_TW"/>
         </w:rPr>
-        <w:t>Resource: Tyndale Open Study Notes</w:t>
+        <w:t>Resource: Aquifer Open Study Notes</w:t>
       </w:r>
       <w:r>
         <w:rPr>
@@ -112,7 +112,7 @@
         <w:rPr>
           <w:lang w:val="zh_TW" w:bidi="zh_TW"/>
         </w:rPr>
-        <w:t>Tyndale Open Study Notes</w:t>
+        <w:t>Aquifer Open Study Notes</w:t>
       </w:r>
     </w:p>
     <w:p>
